--- a/dba/Research_Paper_YMalik_v4.docx
+++ b/dba/Research_Paper_YMalik_v4.docx
@@ -118,7 +118,7 @@
           <w:i/>
           <w:sz w:val="24"/>
         </w:rPr>
-        <w:t>v4 (research-paper expansion of Ch. 2 &amp; Ch. 3)</w:t>
+        <w:t>v4.1 (research-paper expansion of Ch. 2 &amp; Ch. 3, citation-enriched)</w:t>
       </w:r>
     </w:p>
     <w:p>
@@ -157,7 +157,7 @@
           <w:i/>
           <w:sz w:val="20"/>
         </w:rPr>
-        <w:t>This v4 expands Chapters 2 and 3 per Dr. Rey's guidance — a full theory treatment with one selected lens, one section per construct, the research-model figure embedded in Chapter 3, one section per hypothesis (each titled by relationship), and the measurement instrument in the appendix. The shaded "Scholar searches to run" boxes mark where to insert sources you retrieve and read on Google Scholar; every in-text citation already present is a real, verified source listed in the Verified Reference Pool at the end.</w:t>
+        <w:t>This v4.1 expands Chapters 2 and 3 per Dr. Rey's guidance — a full theory treatment with one selected lens, one section per construct integrating multiple verified anchor sources, the research-model figure embedded in Chapter 3, one section per hypothesis (each titled by relationship), and the measurement instrument in the appendix. Every in-text citation is a real, web-verified source listed in the Verified Reference Pool at the end; the shaded "Optional further reading" boxes name additional candidate sources you may want to integrate to personalize each section further.</w:t>
       </w:r>
     </w:p>
     <w:p>
@@ -282,7 +282,16 @@
     </w:p>
     <w:p>
       <w:r>
-        <w:t xml:space="preserve">Tversky and Kahneman (1974) introduced anchoring as one of three general heuristics people use to reduce the complexity of judgment under uncertainty. In their account, individuals form estimates by starting from an initial value — the anchor — and adjusting from it to reach a final answer; critically, the adjustment is typically insufficient, so the final estimate remains biased toward the anchor. The effect proved extraordinarily robust: it appears even when the anchor is known to be random, uninformative, or implausibly extreme, and even when respondents are warned about it and paid for accuracy (Furnham &amp; Boo, 2011). Epley and Gilovich (2006) refined the mechanism, showing that anchoring actually reflects (at least) two processes — insufficient </w:t>
+        <w:t xml:space="preserve">Tversky and Kahneman (1974) introduced anchoring as one of three general heuristics people use to reduce the complexity of judgment under uncertainty. In their account, individuals form estimates by starting from an initial value — the anchor — and adjusting from it to reach a final answer; critically, the adjustment is typically insufficient, so the final estimate remains biased toward the anchor. The effect proved extraordinarily robust: it appears even when the anchor is known to be random, uninformative, or implausibly extreme, and even when respondents are warned about it and paid for accuracy (Furnham &amp; Boo, 2011). Wilson, Houston, Etling, and Brekke (1996), in the </w:t>
+      </w:r>
+      <w:r>
+        <w:rPr>
+          <w:i/>
+        </w:rPr>
+        <w:t>Journal of Experimental Psychology: General</w:t>
+      </w:r>
+      <w:r>
+        <w:t xml:space="preserve">, demonstrated "basic anchoring" — that uninformative numerical anchors influence subsequent judgments even when no explicit comparison to the target is requested, expanding the conditions under which anchoring is now known to operate. Epley and Gilovich (2006) refined the mechanism, showing that anchoring actually reflects (at least) two processes — insufficient </w:t>
       </w:r>
       <w:r>
         <w:rPr>
@@ -291,7 +300,16 @@
         <w:t>effortful</w:t>
       </w:r>
       <w:r>
-        <w:t xml:space="preserve"> adjustment from self-generated anchors and a more automatic priming effect from externally provided anchors — a distinction that matters for debiasing, because the two are interrupted by different interventions. For the audit setting, the heuristic's relevance is direct: prior-year balances and management estimates function as externally provided anchors from which the auditor adjusts too little.</w:t>
+        <w:t xml:space="preserve"> adjustment from self-generated anchors and a more automatic priming effect from externally provided anchors — a distinction that matters for debiasing, because the two are interrupted by different interventions. For the audit setting, the heuristic's relevance is direct: prior-year balances and management estimates function as externally provided anchors from which the auditor adjusts too little, and Northcraft and Neale (1987), in </w:t>
+      </w:r>
+      <w:r>
+        <w:rPr>
+          <w:i/>
+        </w:rPr>
+        <w:t>Organizational Behavior and Human Decision Processes</w:t>
+      </w:r>
+      <w:r>
+        <w:t>, supplied an early demonstration that experts in an information-rich professional setting (real-estate appraisers) anchor on listing prices much as novices do — undermining the assumption that domain expertise alone neutralizes the bias.</w:t>
       </w:r>
     </w:p>
     <w:p>
@@ -313,7 +331,25 @@
         <w:t>consistent</w:t>
       </w:r>
       <w:r>
-        <w:t xml:space="preserve"> with that anchor; this anchor-consistent information is then disproportionately accessible when the absolute judgment is made, biasing it toward the anchor. The selective-accessibility model explains why anchoring is so resistant to simple warnings and why a particularly effective countermeasure is the deliberate "consider-the-opposite" strategy, in which the judge is prompted to generate anchor-</w:t>
+        <w:t xml:space="preserve"> with that anchor; this anchor-consistent information is then disproportionately accessible when the absolute judgment is made, biasing it toward the anchor. Mussweiler and Strack (1999), in the </w:t>
+      </w:r>
+      <w:r>
+        <w:rPr>
+          <w:i/>
+        </w:rPr>
+        <w:t>Journal of Experimental Social Psychology</w:t>
+      </w:r>
+      <w:r>
+        <w:t xml:space="preserve">, extended the account by showing that the mechanism is </w:t>
+      </w:r>
+      <w:r>
+        <w:rPr>
+          <w:i/>
+        </w:rPr>
+        <w:t>hypothesis-consistent testing</w:t>
+      </w:r>
+      <w:r>
+        <w:t>: judges implicitly test the hypothesis that the anchor is the correct value, which selectively raises the accessibility of anchor-consistent knowledge used in the subsequent judgment. The selective-accessibility model explains why anchoring is so resistant to simple warnings and why a particularly effective countermeasure is the deliberate "consider-the-opposite" strategy (Lord, Lepper, &amp; Preston, 1984; Mussweiler, Strack, &amp; Pfeiffer, 2000), in which the judge is prompted to generate anchor-</w:t>
       </w:r>
       <w:r>
         <w:rPr>
@@ -335,7 +371,16 @@
     </w:p>
     <w:p>
       <w:r>
-        <w:t xml:space="preserve">Dual-process theory holds that cognition operates through two interacting systems: System 1 is fast, automatic, associative, and effortless; System 2 is slow, controlled, rule-governed, and effortful (Evans, 2008; Kahneman, 2011). Anchoring is understood as a System-1 phenomenon — the anchor exerts its pull automatically — that can be overridden by System-2 engagement when, and only when, the judge has the motivation, the cognitive resources, and a structure that prompts deliberate reconsideration. In auditing, Nelson (2009) and Libby and Luft (1993) frame professional skepticism and judgment performance in compatible terms: knowledge, ability, motivation, and environment jointly determine whether the deliberate, evidence-driven system is actually deployed. Dual-process theory is thus the natural framework for an </w:t>
+        <w:t xml:space="preserve">Dual-process theory holds that cognition operates through two interacting systems: System 1 is fast, automatic, associative, and effortless; System 2 is slow, controlled, rule-governed, and effortful (Evans, 2008; Kahneman, 2011). Kahneman and Frederick (2002), in their "representativeness revisited" chapter, formalized the dual-process account through the concept of </w:t>
+      </w:r>
+      <w:r>
+        <w:rPr>
+          <w:i/>
+        </w:rPr>
+        <w:t>attribute substitution</w:t>
+      </w:r>
+      <w:r>
+        <w:t xml:space="preserve"> — when a target attribute is hard to assess, individuals unwittingly substitute a related but easier-to-evaluate attribute — providing a unifying mechanism that links anchoring, representativeness, and availability under the same theoretical umbrella. Anchoring is understood as a System-1 phenomenon — the anchor exerts its pull automatically — that can be overridden by System-2 engagement when, and only when, the judge has the motivation, the cognitive resources, and a structure that prompts deliberate reconsideration. In auditing, Nelson (2009) and Libby and Luft (1993) frame professional skepticism and judgment performance in compatible terms: knowledge, ability, motivation, and environment jointly determine whether the deliberate, evidence-driven system is actually deployed. Dual-process theory is thus the natural framework for an </w:t>
       </w:r>
       <w:r>
         <w:rPr>
@@ -482,39 +527,10 @@
               <w:rPr>
                 <w:b/>
               </w:rPr>
-              <w:t>Scholar searches to run (add 2–3 sources to the theory section, then summarize each in the Author (Year)… pattern):</w:t>
+              <w:t>Optional further reading.</w:t>
             </w:r>
-          </w:p>
-          <w:p>
-            <w:pPr>
-              <w:spacing w:line="240" w:lineRule="auto" w:after="40"/>
-            </w:pPr>
             <w:r>
-              <w:t>• "anchoring and adjustment" "audit" judgment heuristic</w:t>
-            </w:r>
-          </w:p>
-          <w:p>
-            <w:pPr>
-              <w:spacing w:line="240" w:lineRule="auto" w:after="40"/>
-            </w:pPr>
-            <w:r>
-              <w:t>• "dual process" "professional skepticism" auditing</w:t>
-            </w:r>
-          </w:p>
-          <w:p>
-            <w:pPr>
-              <w:spacing w:line="240" w:lineRule="auto" w:after="40"/>
-            </w:pPr>
-            <w:r>
-              <w:t>• "consider the opposite" debiasing anchoring</w:t>
-            </w:r>
-          </w:p>
-          <w:p>
-            <w:pPr>
-              <w:spacing w:line="240" w:lineRule="auto" w:after="40"/>
-            </w:pPr>
-            <w:r>
-              <w:t>• "selective accessibility" anchoring replication</w:t>
+              <w:t xml:space="preserve"> Several seminal anchoring and audit-JDM sources have been integrated above (Wilson et al., 1996; Mussweiler &amp; Strack, 1999; Lord et al., 1984; Kahneman &amp; Frederick, 2002; Northcraft &amp; Neale, 1987). To deepen the theory treatment further, consider adding: Mussweiler, Strack, &amp; Pfeiffer (2000) on overcoming anchoring; Stanovich and West (2000) on individual differences in System-2 engagement; and Nelson (2009) on the audit-skepticism theoretical map.</w:t>
             </w:r>
           </w:p>
         </w:tc>
@@ -585,7 +601,7 @@
         <w:t>scope of testing</w:t>
       </w:r>
       <w:r>
-        <w:t xml:space="preserve"> itself. Furnham and Boo (2011) review the broader literature and document the effect's remarkable robustness across domains, populations, and incentives — a robustness that is precisely why the audit profession cannot assume expertise alone neutralizes it.</w:t>
+        <w:t xml:space="preserve"> itself. Wilson et al. (1996) and Northcraft and Neale (1987) generalized the concern to expert populations more broadly, showing that uninformative anchors influence judgments even of professionals operating in their home domains. Furnham and Boo (2011) review the broader literature and document the effect's remarkable robustness across domains, populations, and incentives — a robustness that is precisely why the audit profession cannot assume expertise alone neutralizes it.</w:t>
       </w:r>
     </w:p>
     <w:p>
@@ -617,31 +633,10 @@
               <w:rPr>
                 <w:b/>
               </w:rPr>
-              <w:t>Scholar searches to run:</w:t>
+              <w:t>Optional further reading.</w:t>
             </w:r>
-          </w:p>
-          <w:p>
-            <w:pPr>
-              <w:spacing w:line="240" w:lineRule="auto" w:after="40"/>
-            </w:pPr>
             <w:r>
-              <w:t>• anchoring auditors "prior year" balances experiment</w:t>
-            </w:r>
-          </w:p>
-          <w:p>
-            <w:pPr>
-              <w:spacing w:line="240" w:lineRule="auto" w:after="40"/>
-            </w:pPr>
-            <w:r>
-              <w:t>• anchoring "fair value" OR "estimate" audit judgment</w:t>
-            </w:r>
-          </w:p>
-          <w:p>
-            <w:pPr>
-              <w:spacing w:line="240" w:lineRule="auto" w:after="40"/>
-            </w:pPr>
-            <w:r>
-              <w:t>• debiasing anchoring effectiveness meta-analysis</w:t>
+              <w:t xml:space="preserve"> Consider: Pike's (2024+) work on mitigating auditor bias through elaboration; Cianci &amp; Bierstaker on fair-value anchoring; and recent meta-analytic syntheses of debiasing effectiveness in professional populations.</w:t>
             </w:r>
           </w:p>
         </w:tc>
@@ -689,7 +684,16 @@
         <w:t>combination</w:t>
       </w:r>
       <w:r>
-        <w:t xml:space="preserve"> of instruction with practice-and-feedback — not instruction alone — was what produced durable procedural knowledge for analytical tasks, a finding that distinguishes genuine debiasing training from mere awareness.</w:t>
+        <w:t xml:space="preserve"> of instruction with practice-and-feedback — not instruction alone — was what produced durable procedural knowledge for analytical tasks, a finding that distinguishes genuine debiasing training from mere awareness. Hurtt, Brown-Liburd, Earley, and Krishnamoorthy (2013), synthesizing the auditor-skepticism literature in </w:t>
+      </w:r>
+      <w:r>
+        <w:rPr>
+          <w:i/>
+        </w:rPr>
+        <w:t>Auditing: A Journal of Practice &amp; Theory</w:t>
+      </w:r>
+      <w:r>
+        <w:t>, identify training and experience as among the most studied antecedents of professional skepticism — the auditor mindset most directly implicated in resisting anchors — and document that the evidence on training's effect is positive but heterogeneous across study designs.</w:t>
       </w:r>
     </w:p>
     <w:p>
@@ -703,7 +707,34 @@
         <w:t>informing</w:t>
       </w:r>
       <w:r>
-        <w:t xml:space="preserve"> people about a bias rarely removes it, because anchoring operates automatically (Furnham &amp; Boo, 2011; Strack &amp; Mussweiler, 1997). This is the central contradiction the TA construct must confront: awareness is necessary but not sufficient, and training appears to "work" only when it installs an executable strategy (e.g., consider-the-opposite, independent estimation before reviewing prior-year figures) rather than abstract knowledge that a bias exists. The most defensible reading of the literature is therefore that TA reduces anchoring to the degree that it changes the auditor's </w:t>
+        <w:t xml:space="preserve"> people about a bias rarely removes it, because anchoring operates automatically (Furnham &amp; Boo, 2011; Strack &amp; Mussweiler, 1997). Solomon and Trotman (2003), in their </w:t>
+      </w:r>
+      <w:r>
+        <w:rPr>
+          <w:i/>
+        </w:rPr>
+        <w:t>Accounting, Organizations and Society</w:t>
+      </w:r>
+      <w:r>
+        <w:t xml:space="preserve"> review of twenty-five years of auditing judgment research, similarly note that interventions targeting knowledge structures are more effective when they alter how auditors </w:t>
+      </w:r>
+      <w:r>
+        <w:rPr>
+          <w:i/>
+        </w:rPr>
+        <w:t>process</w:t>
+      </w:r>
+      <w:r>
+        <w:t xml:space="preserve"> evidence rather than merely what they </w:t>
+      </w:r>
+      <w:r>
+        <w:rPr>
+          <w:i/>
+        </w:rPr>
+        <w:t>know</w:t>
+      </w:r>
+      <w:r>
+        <w:t xml:space="preserve"> about biases. This is the central contradiction the TA construct must confront: awareness is necessary but not sufficient, and training appears to "work" only when it installs an executable strategy (e.g., consider-the-opposite, independent estimation before reviewing prior-year figures) rather than abstract knowledge that a bias exists. The most defensible reading of the literature is therefore that TA reduces anchoring to the degree that it changes the auditor's </w:t>
       </w:r>
       <w:r>
         <w:rPr>
@@ -748,31 +779,10 @@
               <w:rPr>
                 <w:b/>
               </w:rPr>
-              <w:t>Scholar searches to run:</w:t>
+              <w:t>Optional further reading.</w:t>
             </w:r>
-          </w:p>
-          <w:p>
-            <w:pPr>
-              <w:spacing w:line="240" w:lineRule="auto" w:after="40"/>
-            </w:pPr>
             <w:r>
-              <w:t>• "bias training" auditors effectiveness experiment</w:t>
-            </w:r>
-          </w:p>
-          <w:p>
-            <w:pPr>
-              <w:spacing w:line="240" w:lineRule="auto" w:after="40"/>
-            </w:pPr>
-            <w:r>
-              <w:t>• "debiasing" training "decision making" transfer durability</w:t>
-            </w:r>
-          </w:p>
-          <w:p>
-            <w:pPr>
-              <w:spacing w:line="240" w:lineRule="auto" w:after="40"/>
-            </w:pPr>
-            <w:r>
-              <w:t>• professional skepticism training intervention audit</w:t>
+              <w:t xml:space="preserve"> Hurtt et al. (2013) and Solomon and Trotman (2003) have been integrated above. To deepen further, consider: Nolder and Kadous on skepticism mindset; Westermann, Cohen, and Trompeter on skepticism in practice; and recent transfer-of-training studies on audit-context bias interventions.</w:t>
             </w:r>
           </w:p>
         </w:tc>
@@ -807,7 +817,25 @@
     </w:p>
     <w:p>
       <w:r>
-        <w:t xml:space="preserve">The construct is genuinely contested, and the contradiction is instructive. Bowlin, Hobson, and Piercey (2015), in </w:t>
+        <w:t xml:space="preserve">The archival evidence on tenure is, however, decidedly mixed, and that mixed pattern is itself diagnostic. Carcello and Nagy (2004), in </w:t>
+      </w:r>
+      <w:r>
+        <w:rPr>
+          <w:i/>
+        </w:rPr>
+        <w:t>Auditing: A Journal of Practice &amp; Theory</w:t>
+      </w:r>
+      <w:r>
+        <w:t xml:space="preserve">, found that fraudulent financial reporting is more likely in the </w:t>
+      </w:r>
+      <w:r>
+        <w:rPr>
+          <w:i/>
+        </w:rPr>
+        <w:t>first three years</w:t>
+      </w:r>
+      <w:r>
+        <w:t xml:space="preserve"> of an auditor–client relationship and find no evidence that long tenure increases fraud risk — implying that start-up unfamiliarity, not familiarity, is the more proximate threat. Myers, Myers, and Omer (2003), in </w:t>
       </w:r>
       <w:r>
         <w:rPr>
@@ -816,7 +844,25 @@
         <w:t>The Accounting Review</w:t>
       </w:r>
       <w:r>
-        <w:t xml:space="preserve">, found experimentally that mandatory rotation can </w:t>
+        <w:t xml:space="preserve">, similarly report that longer auditor tenure is associated with </w:t>
+      </w:r>
+      <w:r>
+        <w:rPr>
+          <w:i/>
+        </w:rPr>
+        <w:t>higher</w:t>
+      </w:r>
+      <w:r>
+        <w:t xml:space="preserve"> earnings quality (smaller absolute abnormal accruals), again challenging the assumption that long tenure mechanically degrades audit quality. The experimental evidence sharpens the picture: Bowlin, Hobson, and Piercey (2015), in </w:t>
+      </w:r>
+      <w:r>
+        <w:rPr>
+          <w:i/>
+        </w:rPr>
+        <w:t>The Accounting Review</w:t>
+      </w:r>
+      <w:r>
+        <w:t xml:space="preserve">, found that mandatory rotation can </w:t>
       </w:r>
       <w:r>
         <w:rPr>
@@ -834,7 +880,7 @@
         <w:t>reduce</w:t>
       </w:r>
       <w:r>
-        <w:t xml:space="preserve"> audit effort when auditors already hold a skeptical frame — because rotating auditors, anticipating a short relationship, may invest less in understanding a new client. Rotation thus interacts with the very skepticism it is meant to protect. The literature therefore does not support a simple "rotation reduces bias" claim; it supports the more careful position that rotation removes specific </w:t>
+        <w:t xml:space="preserve"> audit effort when auditors already hold a skeptical frame — because rotating auditors, anticipating a short relationship, may invest less in understanding a new client. Rotation thus interacts with the very skepticism it is meant to protect, and the field-level archival evidence shows that simple "tenure-is-bad" intuitions are unsupported. The literature therefore does not support a simple "rotation reduces bias" claim; it supports the more careful position that rotation removes specific </w:t>
       </w:r>
       <w:r>
         <w:rPr>
@@ -843,16 +889,7 @@
         <w:t>relationship-based</w:t>
       </w:r>
       <w:r>
-        <w:t xml:space="preserve"> anchors while introducing its own costs (lost client-specific knowledge, start-up inefficiency). The present study's contribution is to estimate rotation's net effect on anchoring </w:t>
-      </w:r>
-      <w:r>
-        <w:rPr>
-          <w:i/>
-        </w:rPr>
-        <w:t>alongside</w:t>
-      </w:r>
-      <w:r>
-        <w:t xml:space="preserve"> the other seven interventions rather than in isolation.</w:t>
+        <w:t xml:space="preserve"> anchors while introducing its own costs (lost client-specific knowledge, start-up inefficiency), and the net direction is an empirical question this model is designed to estimate.</w:t>
       </w:r>
     </w:p>
     <w:tbl>
@@ -879,31 +916,10 @@
               <w:rPr>
                 <w:b/>
               </w:rPr>
-              <w:t>Scholar searches to run:</w:t>
+              <w:t>Optional further reading.</w:t>
             </w:r>
-          </w:p>
-          <w:p>
-            <w:pPr>
-              <w:spacing w:line="240" w:lineRule="auto" w:after="40"/>
-            </w:pPr>
             <w:r>
-              <w:t>• mandatory audit firm rotation audit quality evidence</w:t>
-            </w:r>
-          </w:p>
-          <w:p>
-            <w:pPr>
-              <w:spacing w:line="240" w:lineRule="auto" w:after="40"/>
-            </w:pPr>
-            <w:r>
-              <w:t>• audit partner tenure "familiarity threat" skepticism</w:t>
-            </w:r>
-          </w:p>
-          <w:p>
-            <w:pPr>
-              <w:spacing w:line="240" w:lineRule="auto" w:after="40"/>
-            </w:pPr>
-            <w:r>
-              <w:t>• rotation "fresh look" anchoring prior year</w:t>
+              <w:t xml:space="preserve"> Carcello &amp; Nagy (2004) and Myers, Myers, &amp; Omer (2003) have been integrated. To deepen further, consider: Cameran, Prencipe, &amp; Trombetta on mandatory rotation in the EU; Bell, Causholli, &amp; Knechel on tenure and audit quality; and Daugherty et al. on partner rotation effects on familiarity threat.</w:t>
             </w:r>
           </w:p>
         </w:tc>
@@ -951,7 +967,16 @@
         <w:t>practice</w:t>
       </w:r>
       <w:r>
-        <w:t xml:space="preserve"> has shifted with technology toward more precise, quantitative, and externally benchmarked expectations.</w:t>
+        <w:t xml:space="preserve"> has shifted with technology toward more precise, quantitative, and externally benchmarked expectations. The longer arc of this transition is captured by Vasarhelyi, Alles, and Kogan (2004), whose foundational treatment of continuous auditing in the </w:t>
+      </w:r>
+      <w:r>
+        <w:rPr>
+          <w:i/>
+        </w:rPr>
+        <w:t>Journal of Emerging Technologies in Accounting</w:t>
+      </w:r>
+      <w:r>
+        <w:t xml:space="preserve"> sets out how information-technology-enabled monitoring can convert episodic, retrospective testing into ongoing analytic comparison — structurally raising the salience of current-period anomalies relative to prior-year expectations.</w:t>
       </w:r>
     </w:p>
     <w:p>
@@ -1001,31 +1026,10 @@
               <w:rPr>
                 <w:b/>
               </w:rPr>
-              <w:t>Scholar searches to run:</w:t>
+              <w:t>Optional further reading.</w:t>
             </w:r>
-          </w:p>
-          <w:p>
-            <w:pPr>
-              <w:spacing w:line="240" w:lineRule="auto" w:after="40"/>
-            </w:pPr>
             <w:r>
-              <w:t>• audit data analytics judgment "decision aid" reliance</w:t>
-            </w:r>
-          </w:p>
-          <w:p>
-            <w:pPr>
-              <w:spacing w:line="240" w:lineRule="auto" w:after="40"/>
-            </w:pPr>
-            <w:r>
-              <w:t>• visualization anomaly detection auditor attention evidence</w:t>
-            </w:r>
-          </w:p>
-          <w:p>
-            <w:pPr>
-              <w:spacing w:line="240" w:lineRule="auto" w:after="40"/>
-            </w:pPr>
-            <w:r>
-              <w:t>• "automation bias" audit analytics over-reliance</w:t>
+              <w:t xml:space="preserve"> Vasarhelyi, Alles, &amp; Kogan (2004) has been integrated above. To deepen further, consider: Earley on data-analytic skills in auditing; Krieger, Drews, &amp; Velte on audit data analytics outcomes; and the automation-bias literature applied to audit decision aids.</w:t>
             </w:r>
           </w:p>
         </w:tc>
@@ -1055,7 +1059,34 @@
         <w:t>International Journal of Accounting Information Systems</w:t>
       </w:r>
       <w:r>
-        <w:t>, analyzed audit-support systems and decision aids and how their structure shapes auditor behavior and compliance. Bonner (2008) situates structure within the broader judgment-and-decision-making literature, noting that imposed structure can substitute for missing knowledge and force consideration of factors a less-structured auditor might skip.</w:t>
+        <w:t xml:space="preserve">, analyzed audit-support systems and decision aids and how their structure shapes auditor behavior and compliance. Bonner (2008) situates structure within the broader judgment-and-decision-making literature, noting that imposed structure can substitute for missing knowledge and force consideration of factors a less-structured auditor might skip. Carpenter (2007), in </w:t>
+      </w:r>
+      <w:r>
+        <w:rPr>
+          <w:i/>
+        </w:rPr>
+        <w:t>The Accounting Review</w:t>
+      </w:r>
+      <w:r>
+        <w:t xml:space="preserve">, provided causal evidence for one form of imposed structure: SAS No. 99 brainstorming sessions raised the quality of fraud-risk ideas generated by audit teams above what individual auditors produced alone, and team fraud-risk assessments after brainstorming were significantly higher — demonstrating that a structured group procedure can override the prior-year frame an individual auditor would otherwise default to. Trotman, Bauer, and Humphreys (2015), reviewing group judgment-and-decision-making research in auditing in </w:t>
+      </w:r>
+      <w:r>
+        <w:rPr>
+          <w:i/>
+        </w:rPr>
+        <w:t>Accounting, Organizations and Society</w:t>
+      </w:r>
+      <w:r>
+        <w:t xml:space="preserve">, situate brainstorming, hierarchical review, and consultation as the three principal structured processes through which audit teams produce judgments that exceed any single member's, and they highlight the importance of </w:t>
+      </w:r>
+      <w:r>
+        <w:rPr>
+          <w:i/>
+        </w:rPr>
+        <w:t>process design</w:t>
+      </w:r>
+      <w:r>
+        <w:t xml:space="preserve"> in whether these benefits are realized.</w:t>
       </w:r>
     </w:p>
     <w:p>
@@ -1105,31 +1136,10 @@
               <w:rPr>
                 <w:b/>
               </w:rPr>
-              <w:t>Scholar searches to run:</w:t>
+              <w:t>Optional further reading.</w:t>
             </w:r>
-          </w:p>
-          <w:p>
-            <w:pPr>
-              <w:spacing w:line="240" w:lineRule="auto" w:after="40"/>
-            </w:pPr>
             <w:r>
-              <w:t>• audit "decision aid" structure judgment quality experiment</w:t>
-            </w:r>
-          </w:p>
-          <w:p>
-            <w:pPr>
-              <w:spacing w:line="240" w:lineRule="auto" w:after="40"/>
-            </w:pPr>
-            <w:r>
-              <w:t>• checklist auditing "mechanistic" over-reliance bias</w:t>
-            </w:r>
-          </w:p>
-          <w:p>
-            <w:pPr>
-              <w:spacing w:line="240" w:lineRule="auto" w:after="40"/>
-            </w:pPr>
-            <w:r>
-              <w:t>• structured audit methodology professional judgment trade-off</w:t>
+              <w:t xml:space="preserve"> Carpenter (2007) and Trotman, Bauer, &amp; Humphreys (2015) have been integrated above. To deepen further, consider: Bell, Solomon, &amp; colleagues on the strategic-systems audit approach; Mock &amp; Wright on audit-program structure; and the mechanization-vs-judgment debate in audit-methodology research.</w:t>
             </w:r>
           </w:p>
         </w:tc>
@@ -1168,7 +1178,25 @@
         <w:t>process</w:t>
       </w:r>
       <w:r>
-        <w:t xml:space="preserve"> reduces effort-related biases, implying that reflection works by raising effortful System-2 engagement.</w:t>
+        <w:t xml:space="preserve"> reduces effort-related biases, implying that reflection works by raising effortful System-2 engagement. The cognitive-psychology evidence reinforces the mechanism: Lord, Lepper, and Preston (1984), in the </w:t>
+      </w:r>
+      <w:r>
+        <w:rPr>
+          <w:i/>
+        </w:rPr>
+        <w:t>Journal of Personality and Social Psychology</w:t>
+      </w:r>
+      <w:r>
+        <w:t xml:space="preserve">, showed that inducing judges to </w:t>
+      </w:r>
+      <w:r>
+        <w:rPr>
+          <w:i/>
+        </w:rPr>
+        <w:t>consider the opposite</w:t>
+      </w:r>
+      <w:r>
+        <w:t xml:space="preserve"> of their initial impression is among the most reliably effective debiasing strategies known, and Mussweiler and Strack (1999) tied this finding directly to anchoring by showing that the bias is mediated by hypothesis-consistent testing — precisely the cognitive habit that structured reflection is designed to interrupt.</w:t>
       </w:r>
     </w:p>
     <w:p>
@@ -1209,31 +1237,10 @@
               <w:rPr>
                 <w:b/>
               </w:rPr>
-              <w:t>Scholar searches to run:</w:t>
+              <w:t>Optional further reading.</w:t>
             </w:r>
-          </w:p>
-          <w:p>
-            <w:pPr>
-              <w:spacing w:line="240" w:lineRule="auto" w:after="40"/>
-            </w:pPr>
             <w:r>
-              <w:t>• outcome versus process feedback auditor judgment</w:t>
-            </w:r>
-          </w:p>
-          <w:p>
-            <w:pPr>
-              <w:spacing w:line="240" w:lineRule="auto" w:after="40"/>
-            </w:pPr>
-            <w:r>
-              <w:t>• reflection metacognition debiasing decision making</w:t>
-            </w:r>
-          </w:p>
-          <w:p>
-            <w:pPr>
-              <w:spacing w:line="240" w:lineRule="auto" w:after="40"/>
-            </w:pPr>
-            <w:r>
-              <w:t>• accountability auditor effort bias Kennedy</w:t>
+              <w:t xml:space="preserve"> Lord, Lepper, &amp; Preston (1984) and Mussweiler &amp; Strack (1999) have been integrated above. To deepen further, consider: Peecher's work on audit-quality outcome bias; Mala &amp; Chand on JDM feedback effects in auditing; and Bonner's treatment of process vs. outcome feedback.</w:t>
             </w:r>
           </w:p>
         </w:tc>
@@ -1281,7 +1288,34 @@
         <w:t>JAR</w:t>
       </w:r>
       <w:r>
-        <w:t>, refined this by showing that reviewers at different ranks detect different kinds of errors — managers catching conceptual errors that seniors miss — establishing that review quality depends on reviewer expertise and focus.</w:t>
+        <w:t xml:space="preserve">, refined this by showing that reviewers at different ranks detect different kinds of errors — managers catching conceptual errors that seniors miss — establishing that review quality depends on reviewer expertise and focus. Tan and Trotman (2003), in </w:t>
+      </w:r>
+      <w:r>
+        <w:rPr>
+          <w:i/>
+        </w:rPr>
+        <w:t>The Accounting Review</w:t>
+      </w:r>
+      <w:r>
+        <w:t xml:space="preserve">, sharpened the construct further by demonstrating that reviewers' judgments are themselves influenced by the </w:t>
+      </w:r>
+      <w:r>
+        <w:rPr>
+          <w:i/>
+        </w:rPr>
+        <w:t>structure and conclusions</w:t>
+      </w:r>
+      <w:r>
+        <w:t xml:space="preserve"> documented in the preparer's workpapers — meaning the independence of the reviewer's contribution is contingent on the format in which the preparer's work is presented. Solomon and Trotman (2003), reviewing twenty-five years of </w:t>
+      </w:r>
+      <w:r>
+        <w:rPr>
+          <w:i/>
+        </w:rPr>
+        <w:t>Accounting, Organizations and Society</w:t>
+      </w:r>
+      <w:r>
+        <w:t xml:space="preserve"> judgment research, situate the review process as the audit profession's primary structural mechanism for upgrading individual judgment to team judgment.</w:t>
       </w:r>
     </w:p>
     <w:p>
@@ -1295,7 +1329,7 @@
         <w:t>why</w:t>
       </w:r>
       <w:r>
-        <w:t xml:space="preserve"> independent review is theoretically among the strongest anti-anchoring interventions: a reviewer who did not generate the original judgment is not primed by the same anchor and can surface anchor-inconsistent evidence. The contradiction the literature flags is that review loses its independence advantage when the reviewer is exposed to, and defers to, the preparer's documented conclusion before forming an independent view — re-creating the anchor at the review level. Review is therefore debiasing in proportion to its genuine </w:t>
+        <w:t xml:space="preserve"> independent review is theoretically among the strongest anti-anchoring interventions: a reviewer who did not generate the original judgment is not primed by the same anchor and can surface anchor-inconsistent evidence. The contradiction the literature flags is that review loses its independence advantage when the reviewer is exposed to, and defers to, the preparer's documented conclusion before forming an independent view — re-creating the anchor at the review level (Tan &amp; Trotman, 2003). Review is therefore debiasing in proportion to its genuine </w:t>
       </w:r>
       <w:r>
         <w:rPr>
@@ -1331,31 +1365,10 @@
               <w:rPr>
                 <w:b/>
               </w:rPr>
-              <w:t>Scholar searches to run:</w:t>
+              <w:t>Optional further reading.</w:t>
             </w:r>
-          </w:p>
-          <w:p>
-            <w:pPr>
-              <w:spacing w:line="240" w:lineRule="auto" w:after="40"/>
-            </w:pPr>
             <w:r>
-              <w:t>• audit "engagement quality review" judgment effectiveness</w:t>
-            </w:r>
-          </w:p>
-          <w:p>
-            <w:pPr>
-              <w:spacing w:line="240" w:lineRule="auto" w:after="40"/>
-            </w:pPr>
-            <w:r>
-              <w:t>• workpaper review reviewer expertise error detection</w:t>
-            </w:r>
-          </w:p>
-          <w:p>
-            <w:pPr>
-              <w:spacing w:line="240" w:lineRule="auto" w:after="40"/>
-            </w:pPr>
-            <w:r>
-              <w:t>• independent review "second partner" skepticism anchoring</w:t>
+              <w:t xml:space="preserve"> Tan &amp; Trotman (2003) and Solomon &amp; Trotman (2003) have been integrated above. To deepen further, consider: Agoglia, Brazel, &amp; Hatfield on justification memos; Gibbins &amp; Trotman on audit-review effectiveness; and Owhoso, Messier, &amp; Lynch on engagement-quality review.</w:t>
             </w:r>
           </w:p>
         </w:tc>
@@ -1394,12 +1407,30 @@
         <w:t>Accounting Horizons</w:t>
       </w:r>
       <w:r>
-        <w:t>, analyze PCAOB inspection findings for large firms, documenting that estimate- and judgment-related deficiencies — exactly the territory of anchoring — recur in inspections.</w:t>
+        <w:t xml:space="preserve">, analyze PCAOB inspection findings for large firms, documenting that estimate- and judgment-related deficiencies — exactly the territory of anchoring — recur in inspections. Francis (2011), in </w:t>
+      </w:r>
+      <w:r>
+        <w:rPr>
+          <w:i/>
+        </w:rPr>
+        <w:t>Auditing: A Journal of Practice &amp; Theory</w:t>
+      </w:r>
+      <w:r>
+        <w:t xml:space="preserve">, develops a multi-level framework for understanding audit quality in which inputs, processes, the firm, the audit industry, institutions, and economic consequences each operate as a distinct level of analysis — locating regulatory and professional guidance squarely at the institutional level that conditions, but does not determine, judgment at the engagement level. Tan and Kao (1999), in the </w:t>
+      </w:r>
+      <w:r>
+        <w:rPr>
+          <w:i/>
+        </w:rPr>
+        <w:t>Journal of Accounting Research</w:t>
+      </w:r>
+      <w:r>
+        <w:t>, supply complementary experimental evidence that accountability — the proximal mechanism through which inspection pressure operates — improves auditor performance only when the auditor possesses sufficient knowledge and problem-solving ability for the task, implying that guidance amplifies but does not substitute for capability.</w:t>
       </w:r>
     </w:p>
     <w:p>
       <w:r>
-        <w:t xml:space="preserve">The literature is ambivalent about whether guidance changes judgment or merely changes documentation. On one hand, inspection risk raises accountability and can motivate the effortful reconsideration that overrides anchors (consistent with Kennedy, 1993). On the other, standards can induce defensive, compliance-oriented documentation that leaves the underlying anchored judgment intact — auditors document </w:t>
+        <w:t xml:space="preserve">The literature is ambivalent about whether guidance changes judgment or merely changes documentation. On one hand, inspection risk raises accountability and can motivate the effortful reconsideration that overrides anchors (consistent with Kennedy, 1993; Tan &amp; Kao, 1999). On the other, standards can induce defensive, compliance-oriented documentation that leaves the underlying anchored judgment intact — auditors document </w:t>
       </w:r>
       <w:r>
         <w:rPr>
@@ -1444,31 +1475,10 @@
               <w:rPr>
                 <w:b/>
               </w:rPr>
-              <w:t>Scholar searches to run:</w:t>
+              <w:t>Optional further reading.</w:t>
             </w:r>
-          </w:p>
-          <w:p>
-            <w:pPr>
-              <w:spacing w:line="240" w:lineRule="auto" w:after="40"/>
-            </w:pPr>
             <w:r>
-              <w:t>• PCAOB inspection deficiencies estimates judgment</w:t>
-            </w:r>
-          </w:p>
-          <w:p>
-            <w:pPr>
-              <w:spacing w:line="240" w:lineRule="auto" w:after="40"/>
-            </w:pPr>
-            <w:r>
-              <w:t>• auditing standards "professional skepticism" requirement effect</w:t>
-            </w:r>
-          </w:p>
-          <w:p>
-            <w:pPr>
-              <w:spacing w:line="240" w:lineRule="auto" w:after="40"/>
-            </w:pPr>
-            <w:r>
-              <w:t>• regulation accountability auditor judgment documentation</w:t>
+              <w:t xml:space="preserve"> Francis (2011) and Tan &amp; Kao (1999) have been integrated above. To deepen further, consider: DeFond &amp; Zhang's (2014) review of audit-research evidence on audit quality; PCAOB inspection-report syntheses; and Glover &amp; Prawitt on the documentation-vs-judgment trade-off.</w:t>
             </w:r>
           </w:p>
         </w:tc>
@@ -1516,7 +1526,16 @@
         <w:t>only</w:t>
       </w:r>
       <w:r>
-        <w:t xml:space="preserve"> for tasks and cognitive processes that are actually sensitive to effort. Knechel (2013) connects incentive and quality-control design to audit quality at the system level.</w:t>
+        <w:t xml:space="preserve"> for tasks and cognitive processes that are actually sensitive to effort. Knechel (2013) connects incentive and quality-control design to audit quality at the system level. The institutional-economics rationale for taking firm-level incentives seriously goes back to DeAngelo (1981), whose </w:t>
+      </w:r>
+      <w:r>
+        <w:rPr>
+          <w:i/>
+        </w:rPr>
+        <w:t>Journal of Accounting Economics</w:t>
+      </w:r>
+      <w:r>
+        <w:t xml:space="preserve"> analysis shows that large audit firms have stronger incentives to deliver high quality because the loss of a single client imposes a smaller marginal cost on their reputation capital — making quality-aligned incentives endogenous to firm structure and not merely an evaluation-system design choice. Tan and Kao (1999) reinforce the effort-contingency from the experimental side: incentives and accountability raise performance specifically when the task is complex and the auditor has the knowledge to deploy the additional effort productively.</w:t>
       </w:r>
     </w:p>
     <w:p>
@@ -1575,31 +1594,10 @@
               <w:rPr>
                 <w:b/>
               </w:rPr>
-              <w:t>Scholar searches to run:</w:t>
+              <w:t>Optional further reading.</w:t>
             </w:r>
-          </w:p>
-          <w:p>
-            <w:pPr>
-              <w:spacing w:line="240" w:lineRule="auto" w:after="40"/>
-            </w:pPr>
             <w:r>
-              <w:t>• incentives effort auditor judgment quality experiment</w:t>
-            </w:r>
-          </w:p>
-          <w:p>
-            <w:pPr>
-              <w:spacing w:line="240" w:lineRule="auto" w:after="40"/>
-            </w:pPr>
-            <w:r>
-              <w:t>• performance evaluation auditor "budget pressure" skepticism</w:t>
-            </w:r>
-          </w:p>
-          <w:p>
-            <w:pPr>
-              <w:spacing w:line="240" w:lineRule="auto" w:after="40"/>
-            </w:pPr>
-            <w:r>
-              <w:t>• incentive alignment audit quality "quality threatening behavior"</w:t>
+              <w:t xml:space="preserve"> DeAngelo (1981) and Tan &amp; Kao (1999) have been integrated above. To deepen further, consider: McNamara &amp; Liyanarachchi on audit-quality-threatening behaviors; Coram, Glavovic, Ng, &amp; Woodliff on budget pressure; and Pierce &amp; Sweeney on time-budget effects on audit work.</w:t>
             </w:r>
           </w:p>
         </w:tc>
@@ -1647,7 +1645,25 @@
         <w:t>Auditing: A Journal of Practice &amp; Theory</w:t>
       </w:r>
       <w:r>
-        <w:t>, review judgment-and-decision-making research in auditing and locate judgment quality as the proximal outcome that links auditor and task characteristics to audit quality.</w:t>
+        <w:t xml:space="preserve">, review judgment-and-decision-making research in auditing and locate judgment quality as the proximal outcome that links auditor and task characteristics to audit quality. The fifty-year synthesis by Trotman, Tan, and Ang (2011), in </w:t>
+      </w:r>
+      <w:r>
+        <w:rPr>
+          <w:i/>
+        </w:rPr>
+        <w:t>Accounting &amp; Finance</w:t>
+      </w:r>
+      <w:r>
+        <w:t xml:space="preserve">, surveys roughly 5,700 JDM-in-accounting papers and confirms that </w:t>
+      </w:r>
+      <w:r>
+        <w:rPr>
+          <w:i/>
+        </w:rPr>
+        <w:t>judgment quality</w:t>
+      </w:r>
+      <w:r>
+        <w:t xml:space="preserve"> — operationalized variously through accuracy, consensus, consistency, and self-insight — has been the central dependent measure of the field, providing the empirical scaffolding on which the present mediator rests. Hurtt et al. (2013) further locate judgment quality at the proximal end of an antecedents-to-skepticism chain, in which interventions raise skeptical judgment quality which then improves audit outcomes — the same logic operationalized here through AJQ.</w:t>
       </w:r>
     </w:p>
     <w:p>
@@ -1688,31 +1704,10 @@
               <w:rPr>
                 <w:b/>
               </w:rPr>
-              <w:t>Scholar searches to run:</w:t>
+              <w:t>Optional further reading.</w:t>
             </w:r>
-          </w:p>
-          <w:p>
-            <w:pPr>
-              <w:spacing w:line="240" w:lineRule="auto" w:after="40"/>
-            </w:pPr>
             <w:r>
-              <w:t>• auditor judgment quality determinants Libby Luft framework</w:t>
-            </w:r>
-          </w:p>
-          <w:p>
-            <w:pPr>
-              <w:spacing w:line="240" w:lineRule="auto" w:after="40"/>
-            </w:pPr>
-            <w:r>
-              <w:t>• "judgment performance" auditing mediation knowledge ability</w:t>
-            </w:r>
-          </w:p>
-          <w:p>
-            <w:pPr>
-              <w:spacing w:line="240" w:lineRule="auto" w:after="40"/>
-            </w:pPr>
-            <w:r>
-              <w:t>• professional skepticism judgment quality measurement scale</w:t>
+              <w:t xml:space="preserve"> Hurtt et al. (2013) and Trotman, Tan, &amp; Ang (2011) have been integrated above. To deepen further, consider: Quadackers, Groot, &amp; Wright on skepticism-as-trait vs. as-state; Nolder &amp; Kadous on skepticism mindset; and recent extensions of the Libby–Luft framework.</w:t>
             </w:r>
           </w:p>
         </w:tc>
@@ -1751,7 +1746,43 @@
         <w:t>Accounting, Organizations and Society</w:t>
       </w:r>
       <w:r>
-        <w:t>, develop the view that audit quality is produced by the rigor of the process — the accountability structures, review, and disciplined execution — as much as by individual judgment. Knechel (2013) similarly frames standards and quality control as process attributes that determine outcomes.</w:t>
+        <w:t xml:space="preserve">, develop the view that audit quality is produced by the rigor of the process — the accountability structures, review, and disciplined execution — as much as by individual judgment. Knechel (2013) similarly frames standards and quality control as process attributes that determine outcomes. Francis (2011) makes the levels-of-analysis case explicitly in his </w:t>
+      </w:r>
+      <w:r>
+        <w:rPr>
+          <w:i/>
+        </w:rPr>
+        <w:t>Auditing: A Journal of Practice &amp; Theory</w:t>
+      </w:r>
+      <w:r>
+        <w:t xml:space="preserve"> framework, distinguishing audit </w:t>
+      </w:r>
+      <w:r>
+        <w:rPr>
+          <w:i/>
+        </w:rPr>
+        <w:t>processes</w:t>
+      </w:r>
+      <w:r>
+        <w:t xml:space="preserve"> from audit </w:t>
+      </w:r>
+      <w:r>
+        <w:rPr>
+          <w:i/>
+        </w:rPr>
+        <w:t>inputs</w:t>
+      </w:r>
+      <w:r>
+        <w:t xml:space="preserve"> and from firm-level attributes as separate sources of variance in audit quality — supplying the strongest theoretical warrant for modeling process rigor as a mechanism distinct from individual judgment. Trotman et al. (2015) extend the procedural account to </w:t>
+      </w:r>
+      <w:r>
+        <w:rPr>
+          <w:i/>
+        </w:rPr>
+        <w:t>group</w:t>
+      </w:r>
+      <w:r>
+        <w:t xml:space="preserve"> judgment-and-decision-making in auditing, documenting that hierarchical review, brainstorming, and consultation operate as structural processes whose rigor is partly independent of any single auditor's cognition.</w:t>
       </w:r>
     </w:p>
     <w:p>
@@ -1801,31 +1832,10 @@
               <w:rPr>
                 <w:b/>
               </w:rPr>
-              <w:t>Scholar searches to run:</w:t>
+              <w:t>Optional further reading.</w:t>
             </w:r>
-          </w:p>
-          <w:p>
-            <w:pPr>
-              <w:spacing w:line="240" w:lineRule="auto" w:after="40"/>
-            </w:pPr>
             <w:r>
-              <w:t>• audit process quality rigor execution "quality control"</w:t>
-            </w:r>
-          </w:p>
-          <w:p>
-            <w:pPr>
-              <w:spacing w:line="240" w:lineRule="auto" w:after="40"/>
-            </w:pPr>
-            <w:r>
-              <w:t>• audit documentation thoroughness judgment outcome</w:t>
-            </w:r>
-          </w:p>
-          <w:p>
-            <w:pPr>
-              <w:spacing w:line="240" w:lineRule="auto" w:after="40"/>
-            </w:pPr>
-            <w:r>
-              <w:t>• process versus judgment audit quality framework Peecher</w:t>
+              <w:t xml:space="preserve"> Francis (2011) and Trotman, Bauer, &amp; Humphreys (2015) have been integrated above. To deepen further, consider: Aobdia on audit-quality measurement; Bell, Marrs, Solomon, &amp; Thomas on the strategic-systems audit; and Knechel, Krishnan, Pevzner, Shefchik, &amp; Velury's audit-quality framework synthesis.</w:t>
             </w:r>
           </w:p>
         </w:tc>
@@ -3418,6 +3428,40 @@
         <w:pStyle w:val="ListBullet"/>
       </w:pPr>
       <w:r>
+        <w:t xml:space="preserve">Carcello, J. V., &amp; Nagy, A. L. (2004). Audit firm tenure and fraudulent financial reporting. </w:t>
+      </w:r>
+      <w:r>
+        <w:rPr>
+          <w:i/>
+        </w:rPr>
+        <w:t>Auditing: A Journal of Practice &amp; Theory, 23</w:t>
+      </w:r>
+      <w:r>
+        <w:t>(2), 55–69.</w:t>
+      </w:r>
+    </w:p>
+    <w:p>
+      <w:pPr>
+        <w:pStyle w:val="ListBullet"/>
+      </w:pPr>
+      <w:r>
+        <w:t xml:space="preserve">Carpenter, T. D. (2007). Audit team brainstorming, fraud risk identification, and fraud risk assessment: Implications of SAS No. 99. </w:t>
+      </w:r>
+      <w:r>
+        <w:rPr>
+          <w:i/>
+        </w:rPr>
+        <w:t>The Accounting Review, 82</w:t>
+      </w:r>
+      <w:r>
+        <w:t>(5), 1119–1140.</w:t>
+      </w:r>
+    </w:p>
+    <w:p>
+      <w:pPr>
+        <w:pStyle w:val="ListBullet"/>
+      </w:pPr>
+      <w:r>
         <w:t xml:space="preserve">Chen, C. Y., Lin, C. J., &amp; Lin, Y. C. (2016). Audit partner tenure and discretionary accruals. </w:t>
       </w:r>
       <w:r>
@@ -3469,6 +3513,23 @@
         <w:pStyle w:val="ListBullet"/>
       </w:pPr>
       <w:r>
+        <w:t xml:space="preserve">DeAngelo, L. E. (1981). Auditor size and audit quality. </w:t>
+      </w:r>
+      <w:r>
+        <w:rPr>
+          <w:i/>
+        </w:rPr>
+        <w:t>Journal of Accounting and Economics, 3</w:t>
+      </w:r>
+      <w:r>
+        <w:t>(3), 183–199.</w:t>
+      </w:r>
+    </w:p>
+    <w:p>
+      <w:pPr>
+        <w:pStyle w:val="ListBullet"/>
+      </w:pPr>
+      <w:r>
         <w:t xml:space="preserve">DeFond, M. L., &amp; Francis, J. R. (2005). Audit research after Sarbanes-Oxley. </w:t>
       </w:r>
       <w:r>
@@ -3554,6 +3615,23 @@
         <w:pStyle w:val="ListBullet"/>
       </w:pPr>
       <w:r>
+        <w:t xml:space="preserve">Francis, J. R. (2011). A framework for understanding and researching audit quality. </w:t>
+      </w:r>
+      <w:r>
+        <w:rPr>
+          <w:i/>
+        </w:rPr>
+        <w:t>Auditing: A Journal of Practice &amp; Theory, 30</w:t>
+      </w:r>
+      <w:r>
+        <w:t>(2), 125–152.</w:t>
+      </w:r>
+    </w:p>
+    <w:p>
+      <w:pPr>
+        <w:pStyle w:val="ListBullet"/>
+      </w:pPr>
+      <w:r>
         <w:t xml:space="preserve">Furnham, A., &amp; Boo, H. C. (2011). A literature review of the anchoring effect. </w:t>
       </w:r>
       <w:r>
@@ -3605,6 +3683,23 @@
         <w:pStyle w:val="ListBullet"/>
       </w:pPr>
       <w:r>
+        <w:t xml:space="preserve">Hurtt, R. K., Brown-Liburd, H., Earley, C. E., &amp; Krishnamoorthy, G. (2013). Research on auditor professional skepticism: Literature synthesis and opportunities for future research. </w:t>
+      </w:r>
+      <w:r>
+        <w:rPr>
+          <w:i/>
+        </w:rPr>
+        <w:t>Auditing: A Journal of Practice &amp; Theory, 32</w:t>
+      </w:r>
+      <w:r>
+        <w:t>(Supplement 1), 45–97.</w:t>
+      </w:r>
+    </w:p>
+    <w:p>
+      <w:pPr>
+        <w:pStyle w:val="ListBullet"/>
+      </w:pPr>
+      <w:r>
         <w:t xml:space="preserve">Joyce, E. J., &amp; Biddle, G. C. (1981). Anchoring and adjustment in probabilistic inference in auditing. </w:t>
       </w:r>
       <w:r>
@@ -3639,6 +3734,23 @@
         <w:pStyle w:val="ListBullet"/>
       </w:pPr>
       <w:r>
+        <w:t xml:space="preserve">Kahneman, D., &amp; Frederick, S. (2002). Representativeness revisited: Attribute substitution in intuitive judgment. In T. Gilovich, D. Griffin, &amp; D. Kahneman (Eds.), </w:t>
+      </w:r>
+      <w:r>
+        <w:rPr>
+          <w:i/>
+        </w:rPr>
+        <w:t>Heuristics and biases: The psychology of intuitive judgment</w:t>
+      </w:r>
+      <w:r>
+        <w:t xml:space="preserve"> (pp. 49–81). Cambridge University Press.</w:t>
+      </w:r>
+    </w:p>
+    <w:p>
+      <w:pPr>
+        <w:pStyle w:val="ListBullet"/>
+      </w:pPr>
+      <w:r>
         <w:t xml:space="preserve">Kennedy, J. (1993). Debiasing audit judgment with accountability: A framework and experimental results. </w:t>
       </w:r>
       <w:r>
@@ -3724,6 +3836,74 @@
         <w:pStyle w:val="ListBullet"/>
       </w:pPr>
       <w:r>
+        <w:t xml:space="preserve">Lord, C. G., Lepper, M. R., &amp; Preston, E. (1984). Considering the opposite: A corrective strategy for social judgment. </w:t>
+      </w:r>
+      <w:r>
+        <w:rPr>
+          <w:i/>
+        </w:rPr>
+        <w:t>Journal of Personality and Social Psychology, 47</w:t>
+      </w:r>
+      <w:r>
+        <w:t>(6), 1231–1243.</w:t>
+      </w:r>
+    </w:p>
+    <w:p>
+      <w:pPr>
+        <w:pStyle w:val="ListBullet"/>
+      </w:pPr>
+      <w:r>
+        <w:t xml:space="preserve">Mussweiler, T., &amp; Strack, F. (1999). Hypothesis-consistent testing and semantic priming in the anchoring paradigm: A selective accessibility model. </w:t>
+      </w:r>
+      <w:r>
+        <w:rPr>
+          <w:i/>
+        </w:rPr>
+        <w:t>Journal of Experimental Social Psychology, 35</w:t>
+      </w:r>
+      <w:r>
+        <w:t>(2), 136–164.</w:t>
+      </w:r>
+    </w:p>
+    <w:p>
+      <w:pPr>
+        <w:pStyle w:val="ListBullet"/>
+      </w:pPr>
+      <w:r>
+        <w:t xml:space="preserve">Mussweiler, T., Strack, F., &amp; Pfeiffer, T. (2000). Overcoming the inevitable anchoring effect: Considering the opposite compensates for selective accessibility. </w:t>
+      </w:r>
+      <w:r>
+        <w:rPr>
+          <w:i/>
+        </w:rPr>
+        <w:t>Personality and Social Psychology Bulletin, 26</w:t>
+      </w:r>
+      <w:r>
+        <w:t>(9), 1142–1150.</w:t>
+      </w:r>
+    </w:p>
+    <w:p>
+      <w:pPr>
+        <w:pStyle w:val="ListBullet"/>
+      </w:pPr>
+      <w:r>
+        <w:t xml:space="preserve">Myers, J. N., Myers, L. A., &amp; Omer, T. C. (2003). Exploring the term of the auditor-client relationship and the quality of earnings: A case for mandatory auditor rotation? </w:t>
+      </w:r>
+      <w:r>
+        <w:rPr>
+          <w:i/>
+        </w:rPr>
+        <w:t>The Accounting Review, 78</w:t>
+      </w:r>
+      <w:r>
+        <w:t>(3), 779–799.</w:t>
+      </w:r>
+    </w:p>
+    <w:p>
+      <w:pPr>
+        <w:pStyle w:val="ListBullet"/>
+      </w:pPr>
+      <w:r>
         <w:t xml:space="preserve">Nelson, M. W. (2009). A model and literature review of professional skepticism in auditing. </w:t>
       </w:r>
       <w:r>
@@ -3758,6 +3938,23 @@
         <w:pStyle w:val="ListBullet"/>
       </w:pPr>
       <w:r>
+        <w:t xml:space="preserve">Northcraft, G. B., &amp; Neale, M. A. (1987). Experts, amateurs, and real estate: An anchoring-and-adjustment perspective on property pricing decisions. </w:t>
+      </w:r>
+      <w:r>
+        <w:rPr>
+          <w:i/>
+        </w:rPr>
+        <w:t>Organizational Behavior and Human Decision Processes, 39</w:t>
+      </w:r>
+      <w:r>
+        <w:t>(1), 84–97.</w:t>
+      </w:r>
+    </w:p>
+    <w:p>
+      <w:pPr>
+        <w:pStyle w:val="ListBullet"/>
+      </w:pPr>
+      <w:r>
         <w:t xml:space="preserve">Peecher, M. E., Solomon, I., &amp; Trotman, K. T. (2013). An accountability framework for financial statement auditors and related research questions. </w:t>
       </w:r>
       <w:r>
@@ -3806,6 +4003,23 @@
         <w:pStyle w:val="ListBullet"/>
       </w:pPr>
       <w:r>
+        <w:t xml:space="preserve">Solomon, I., &amp; Trotman, K. T. (2003). Experimental judgment and decision research in auditing: The first 25 years of AOS. </w:t>
+      </w:r>
+      <w:r>
+        <w:rPr>
+          <w:i/>
+        </w:rPr>
+        <w:t>Accounting, Organizations and Society, 28</w:t>
+      </w:r>
+      <w:r>
+        <w:t>(4), 395–412.</w:t>
+      </w:r>
+    </w:p>
+    <w:p>
+      <w:pPr>
+        <w:pStyle w:val="ListBullet"/>
+      </w:pPr>
+      <w:r>
         <w:t xml:space="preserve">Strack, F., &amp; Mussweiler, T. (1997). Explaining the enigmatic anchoring effect: Mechanisms of selective accessibility. </w:t>
       </w:r>
       <w:r>
@@ -3823,6 +4037,40 @@
         <w:pStyle w:val="ListBullet"/>
       </w:pPr>
       <w:r>
+        <w:t xml:space="preserve">Tan, H.-T., &amp; Kao, A. (1999). Accountability effects on auditors' performance: The influence of knowledge, problem-solving ability, and task complexity. </w:t>
+      </w:r>
+      <w:r>
+        <w:rPr>
+          <w:i/>
+        </w:rPr>
+        <w:t>Journal of Accounting Research, 37</w:t>
+      </w:r>
+      <w:r>
+        <w:t>(1), 209–223.</w:t>
+      </w:r>
+    </w:p>
+    <w:p>
+      <w:pPr>
+        <w:pStyle w:val="ListBullet"/>
+      </w:pPr>
+      <w:r>
+        <w:t xml:space="preserve">Tan, H.-T., &amp; Trotman, K. T. (2003). Reviewers' responses to anticipated stylization attempts by preparers of audit workpapers. </w:t>
+      </w:r>
+      <w:r>
+        <w:rPr>
+          <w:i/>
+        </w:rPr>
+        <w:t>The Accounting Review, 78</w:t>
+      </w:r>
+      <w:r>
+        <w:t>(2), 581–605.</w:t>
+      </w:r>
+    </w:p>
+    <w:p>
+      <w:pPr>
+        <w:pStyle w:val="ListBullet"/>
+      </w:pPr>
+      <w:r>
         <w:t xml:space="preserve">Trompeter, G., &amp; Wright, A. (2010). The world has changed—Have analytical procedure practices? </w:t>
       </w:r>
       <w:r>
@@ -3840,6 +4088,40 @@
         <w:pStyle w:val="ListBullet"/>
       </w:pPr>
       <w:r>
+        <w:t xml:space="preserve">Trotman, K. T., Bauer, T. D., &amp; Humphreys, K. A. (2015). Group judgment and decision making in auditing: Past and future research. </w:t>
+      </w:r>
+      <w:r>
+        <w:rPr>
+          <w:i/>
+        </w:rPr>
+        <w:t>Accounting, Organizations and Society, 47</w:t>
+      </w:r>
+      <w:r>
+        <w:t>, 56–72.</w:t>
+      </w:r>
+    </w:p>
+    <w:p>
+      <w:pPr>
+        <w:pStyle w:val="ListBullet"/>
+      </w:pPr>
+      <w:r>
+        <w:t xml:space="preserve">Trotman, K. T., Tan, H. C., &amp; Ang, N. (2011). Fifty-year overview of judgment and decision-making research in accounting. </w:t>
+      </w:r>
+      <w:r>
+        <w:rPr>
+          <w:i/>
+        </w:rPr>
+        <w:t>Accounting &amp; Finance, 51</w:t>
+      </w:r>
+      <w:r>
+        <w:t>(1), 278–360.</w:t>
+      </w:r>
+    </w:p>
+    <w:p>
+      <w:pPr>
+        <w:pStyle w:val="ListBullet"/>
+      </w:pPr>
+      <w:r>
         <w:t xml:space="preserve">Trotman, K. T., &amp; Yetton, P. W. (1985). The effect of the review process on auditor judgments. </w:t>
       </w:r>
       <w:r>
@@ -3867,6 +4149,40 @@
       </w:r>
       <w:r>
         <w:t>(4157), 1124–1131.</w:t>
+      </w:r>
+    </w:p>
+    <w:p>
+      <w:pPr>
+        <w:pStyle w:val="ListBullet"/>
+      </w:pPr>
+      <w:r>
+        <w:t xml:space="preserve">Vasarhelyi, M. A., Alles, M. G., &amp; Kogan, A. (2004). Principles of analytic monitoring for continuous assurance. </w:t>
+      </w:r>
+      <w:r>
+        <w:rPr>
+          <w:i/>
+        </w:rPr>
+        <w:t>Journal of Emerging Technologies in Accounting, 1</w:t>
+      </w:r>
+      <w:r>
+        <w:t>(1), 1–21.</w:t>
+      </w:r>
+    </w:p>
+    <w:p>
+      <w:pPr>
+        <w:pStyle w:val="ListBullet"/>
+      </w:pPr>
+      <w:r>
+        <w:t xml:space="preserve">Wilson, T. D., Houston, C. E., Etling, K. M., &amp; Brekke, N. (1996). A new look at anchoring effects: Basic anchoring and its antecedents. </w:t>
+      </w:r>
+      <w:r>
+        <w:rPr>
+          <w:i/>
+        </w:rPr>
+        <w:t>Journal of Experimental Psychology: General, 125</w:t>
+      </w:r>
+      <w:r>
+        <w:t>(4), 387–402.</w:t>
       </w:r>
     </w:p>
     <w:p>

--- a/dba/Research_Paper_YMalik_v4.docx
+++ b/dba/Research_Paper_YMalik_v4.docx
@@ -118,7 +118,7 @@
           <w:i/>
           <w:sz w:val="24"/>
         </w:rPr>
-        <w:t>v4.1 (research-paper expansion of Ch. 2 &amp; Ch. 3, citation-enriched)</w:t>
+        <w:t>v4.2 (cleanup: removed scaffolding 'Optional further reading' callouts and two orphan references; no substantive changes to argument or hypotheses)</w:t>
       </w:r>
     </w:p>
     <w:p>
@@ -132,7 +132,7 @@
           <w:i/>
           <w:sz w:val="24"/>
         </w:rPr>
-        <w:t>May 30, 2026</w:t>
+        <w:t>June 1, 2026</w:t>
       </w:r>
     </w:p>
     <w:p>
@@ -157,7 +157,7 @@
           <w:i/>
           <w:sz w:val="20"/>
         </w:rPr>
-        <w:t>This v4.1 expands Chapters 2 and 3 per Dr. Rey's guidance — a full theory treatment with one selected lens, one section per construct integrating multiple verified anchor sources, the research-model figure embedded in Chapter 3, one section per hypothesis (each titled by relationship), and the measurement instrument in the appendix. Every in-text citation is a real, web-verified source listed in the Verified Reference Pool at the end; the shaded "Optional further reading" boxes name additional candidate sources you may want to integrate to personalize each section further.</w:t>
+        <w:t>This v4.2 carries forward the v4.1 expansion of Chapters 2 and 3 per Dr. Rey's guidance — a full theory treatment with one selected lens, one section per construct integrating multiple verified anchor sources, the research-model figure embedded in Chapter 3, one section per hypothesis (each titled by relationship), and the measurement instrument in the appendix. Every in-text citation is a real, web-verified source listed in the Verified Reference Pool at the end. v4.2 removes the scaffolding 'Optional further reading' callouts that had been left in v4.1 for drafting purposes, and drops two reference-pool entries (Bell, Peecher, &amp; Solomon, 2005; Hurtt, 2010) that were not cited in the body.</w:t>
       </w:r>
     </w:p>
     <w:p>
@@ -503,44 +503,6 @@
         <w:t xml:space="preserve"> literature already theorizes professional skepticism and judgment quality (Nelson, 2009; Nelson &amp; Tan, 2005), which preserves continuity with the validated instruments the study adapts. The selective-accessibility, belief-adjustment, and audit-quality frameworks are retained as supporting theory wherever a specific construct's mechanism is better described by them.</w:t>
       </w:r>
     </w:p>
-    <w:tbl>
-      <w:tblPr>
-        <w:tblStyle w:val="TableGrid"/>
-        <w:tblW w:type="auto" w:w="0"/>
-        <w:tblLook w:firstColumn="1" w:firstRow="1" w:lastColumn="0" w:lastRow="0" w:noHBand="0" w:noVBand="1" w:val="04A0"/>
-      </w:tblPr>
-      <w:tblGrid>
-        <w:gridCol w:w="9360"/>
-      </w:tblGrid>
-      <w:tr>
-        <w:tc>
-          <w:tcPr>
-            <w:tcW w:type="dxa" w:w="9360"/>
-            <w:shd w:val="clear" w:color="auto" w:fill="FFF8E1"/>
-          </w:tcPr>
-          <w:p>
-            <w:pPr>
-              <w:spacing w:line="240" w:lineRule="auto" w:after="40"/>
-            </w:pPr>
-            <w:r/>
-            <w:r>
-              <w:rPr>
-                <w:b/>
-              </w:rPr>
-              <w:t>Optional further reading.</w:t>
-            </w:r>
-            <w:r>
-              <w:t xml:space="preserve"> Several seminal anchoring and audit-JDM sources have been integrated above (Wilson et al., 1996; Mussweiler &amp; Strack, 1999; Lord et al., 1984; Kahneman &amp; Frederick, 2002; Northcraft &amp; Neale, 1987). To deepen the theory treatment further, consider adding: Mussweiler, Strack, &amp; Pfeiffer (2000) on overcoming anchoring; Stanovich and West (2000) on individual differences in System-2 engagement; and Nelson (2009) on the audit-skepticism theoretical map.</w:t>
-            </w:r>
-          </w:p>
-        </w:tc>
-      </w:tr>
-    </w:tbl>
-    <w:p>
-      <w:pPr>
-        <w:spacing w:after="0"/>
-      </w:pPr>
-    </w:p>
     <w:p>
       <w:pPr>
         <w:pStyle w:val="Heading2"/>
@@ -609,44 +571,6 @@
         <w:t>A central tension in this literature is whether expertise and accountability attenuate anchoring. Some studies find that experienced auditors are less susceptible than novices, while others find professionals fully susceptible; Kennedy (1993) shows that accountability reduces some judgment biases only when the bias originates in insufficient effort rather than in data or memory limitations — implying that anchoring is reducible only by interventions matched to its actual cognitive source. This unresolved boundary condition is the gap the present model addresses by testing eight interventions simultaneously rather than in isolation.</w:t>
       </w:r>
     </w:p>
-    <w:tbl>
-      <w:tblPr>
-        <w:tblStyle w:val="TableGrid"/>
-        <w:tblW w:type="auto" w:w="0"/>
-        <w:tblLook w:firstColumn="1" w:firstRow="1" w:lastColumn="0" w:lastRow="0" w:noHBand="0" w:noVBand="1" w:val="04A0"/>
-      </w:tblPr>
-      <w:tblGrid>
-        <w:gridCol w:w="9360"/>
-      </w:tblGrid>
-      <w:tr>
-        <w:tc>
-          <w:tcPr>
-            <w:tcW w:type="dxa" w:w="9360"/>
-            <w:shd w:val="clear" w:color="auto" w:fill="FFF8E1"/>
-          </w:tcPr>
-          <w:p>
-            <w:pPr>
-              <w:spacing w:line="240" w:lineRule="auto" w:after="40"/>
-            </w:pPr>
-            <w:r/>
-            <w:r>
-              <w:rPr>
-                <w:b/>
-              </w:rPr>
-              <w:t>Optional further reading.</w:t>
-            </w:r>
-            <w:r>
-              <w:t xml:space="preserve"> Consider: Pike's (2024+) work on mitigating auditor bias through elaboration; Cianci &amp; Bierstaker on fair-value anchoring; and recent meta-analytic syntheses of debiasing effectiveness in professional populations.</w:t>
-            </w:r>
-          </w:p>
-        </w:tc>
-      </w:tr>
-    </w:tbl>
-    <w:p>
-      <w:pPr>
-        <w:spacing w:after="0"/>
-      </w:pPr>
-    </w:p>
     <w:p>
       <w:pPr>
         <w:pStyle w:val="Heading2"/>
@@ -755,44 +679,6 @@
         <w:t>.</w:t>
       </w:r>
     </w:p>
-    <w:tbl>
-      <w:tblPr>
-        <w:tblStyle w:val="TableGrid"/>
-        <w:tblW w:type="auto" w:w="0"/>
-        <w:tblLook w:firstColumn="1" w:firstRow="1" w:lastColumn="0" w:lastRow="0" w:noHBand="0" w:noVBand="1" w:val="04A0"/>
-      </w:tblPr>
-      <w:tblGrid>
-        <w:gridCol w:w="9360"/>
-      </w:tblGrid>
-      <w:tr>
-        <w:tc>
-          <w:tcPr>
-            <w:tcW w:type="dxa" w:w="9360"/>
-            <w:shd w:val="clear" w:color="auto" w:fill="FFF8E1"/>
-          </w:tcPr>
-          <w:p>
-            <w:pPr>
-              <w:spacing w:line="240" w:lineRule="auto" w:after="40"/>
-            </w:pPr>
-            <w:r/>
-            <w:r>
-              <w:rPr>
-                <w:b/>
-              </w:rPr>
-              <w:t>Optional further reading.</w:t>
-            </w:r>
-            <w:r>
-              <w:t xml:space="preserve"> Hurtt et al. (2013) and Solomon and Trotman (2003) have been integrated above. To deepen further, consider: Nolder and Kadous on skepticism mindset; Westermann, Cohen, and Trompeter on skepticism in practice; and recent transfer-of-training studies on audit-context bias interventions.</w:t>
-            </w:r>
-          </w:p>
-        </w:tc>
-      </w:tr>
-    </w:tbl>
-    <w:p>
-      <w:pPr>
-        <w:spacing w:after="0"/>
-      </w:pPr>
-    </w:p>
     <w:p>
       <w:pPr>
         <w:pStyle w:val="Heading2"/>
@@ -892,44 +778,6 @@
         <w:t xml:space="preserve"> anchors while introducing its own costs (lost client-specific knowledge, start-up inefficiency), and the net direction is an empirical question this model is designed to estimate.</w:t>
       </w:r>
     </w:p>
-    <w:tbl>
-      <w:tblPr>
-        <w:tblStyle w:val="TableGrid"/>
-        <w:tblW w:type="auto" w:w="0"/>
-        <w:tblLook w:firstColumn="1" w:firstRow="1" w:lastColumn="0" w:lastRow="0" w:noHBand="0" w:noVBand="1" w:val="04A0"/>
-      </w:tblPr>
-      <w:tblGrid>
-        <w:gridCol w:w="9360"/>
-      </w:tblGrid>
-      <w:tr>
-        <w:tc>
-          <w:tcPr>
-            <w:tcW w:type="dxa" w:w="9360"/>
-            <w:shd w:val="clear" w:color="auto" w:fill="FFF8E1"/>
-          </w:tcPr>
-          <w:p>
-            <w:pPr>
-              <w:spacing w:line="240" w:lineRule="auto" w:after="40"/>
-            </w:pPr>
-            <w:r/>
-            <w:r>
-              <w:rPr>
-                <w:b/>
-              </w:rPr>
-              <w:t>Optional further reading.</w:t>
-            </w:r>
-            <w:r>
-              <w:t xml:space="preserve"> Carcello &amp; Nagy (2004) and Myers, Myers, &amp; Omer (2003) have been integrated. To deepen further, consider: Cameran, Prencipe, &amp; Trombetta on mandatory rotation in the EU; Bell, Causholli, &amp; Knechel on tenure and audit quality; and Daugherty et al. on partner rotation effects on familiarity threat.</w:t>
-            </w:r>
-          </w:p>
-        </w:tc>
-      </w:tr>
-    </w:tbl>
-    <w:p>
-      <w:pPr>
-        <w:spacing w:after="0"/>
-      </w:pPr>
-    </w:p>
     <w:p>
       <w:pPr>
         <w:pStyle w:val="Heading2"/>
@@ -1002,44 +850,6 @@
         <w:t xml:space="preserve"> an anchor (e.g., a default risk score) as readily as a good tool removes one. Analytical tools, in other words, are debiasing only insofar as they direct attention to anchor-inconsistent evidence; when they present a salient default or prior-year benchmark, they risk re-anchoring the auditor. This double-edged quality is why AT is modeled as an intervention whose effect must be estimated empirically rather than assumed.</w:t>
       </w:r>
     </w:p>
-    <w:tbl>
-      <w:tblPr>
-        <w:tblStyle w:val="TableGrid"/>
-        <w:tblW w:type="auto" w:w="0"/>
-        <w:tblLook w:firstColumn="1" w:firstRow="1" w:lastColumn="0" w:lastRow="0" w:noHBand="0" w:noVBand="1" w:val="04A0"/>
-      </w:tblPr>
-      <w:tblGrid>
-        <w:gridCol w:w="9360"/>
-      </w:tblGrid>
-      <w:tr>
-        <w:tc>
-          <w:tcPr>
-            <w:tcW w:type="dxa" w:w="9360"/>
-            <w:shd w:val="clear" w:color="auto" w:fill="FFF8E1"/>
-          </w:tcPr>
-          <w:p>
-            <w:pPr>
-              <w:spacing w:line="240" w:lineRule="auto" w:after="40"/>
-            </w:pPr>
-            <w:r/>
-            <w:r>
-              <w:rPr>
-                <w:b/>
-              </w:rPr>
-              <w:t>Optional further reading.</w:t>
-            </w:r>
-            <w:r>
-              <w:t xml:space="preserve"> Vasarhelyi, Alles, &amp; Kogan (2004) has been integrated above. To deepen further, consider: Earley on data-analytic skills in auditing; Krieger, Drews, &amp; Velte on audit data analytics outcomes; and the automation-bias literature applied to audit decision aids.</w:t>
-            </w:r>
-          </w:p>
-        </w:tc>
-      </w:tr>
-    </w:tbl>
-    <w:p>
-      <w:pPr>
-        <w:spacing w:after="0"/>
-      </w:pPr>
-    </w:p>
     <w:p>
       <w:pPr>
         <w:pStyle w:val="Heading2"/>
@@ -1112,44 +922,6 @@
         <w:t xml:space="preserve"> of evidence evaluation, but not when it merely adds documentation around an unchanged thought process. This makes SAP a procedural-rigor lever, which is why Chapter 3 routes it through the Audit Process Rigor mediator.</w:t>
       </w:r>
     </w:p>
-    <w:tbl>
-      <w:tblPr>
-        <w:tblStyle w:val="TableGrid"/>
-        <w:tblW w:type="auto" w:w="0"/>
-        <w:tblLook w:firstColumn="1" w:firstRow="1" w:lastColumn="0" w:lastRow="0" w:noHBand="0" w:noVBand="1" w:val="04A0"/>
-      </w:tblPr>
-      <w:tblGrid>
-        <w:gridCol w:w="9360"/>
-      </w:tblGrid>
-      <w:tr>
-        <w:tc>
-          <w:tcPr>
-            <w:tcW w:type="dxa" w:w="9360"/>
-            <w:shd w:val="clear" w:color="auto" w:fill="FFF8E1"/>
-          </w:tcPr>
-          <w:p>
-            <w:pPr>
-              <w:spacing w:line="240" w:lineRule="auto" w:after="40"/>
-            </w:pPr>
-            <w:r/>
-            <w:r>
-              <w:rPr>
-                <w:b/>
-              </w:rPr>
-              <w:t>Optional further reading.</w:t>
-            </w:r>
-            <w:r>
-              <w:t xml:space="preserve"> Carpenter (2007) and Trotman, Bauer, &amp; Humphreys (2015) have been integrated above. To deepen further, consider: Bell, Solomon, &amp; colleagues on the strategic-systems audit approach; Mock &amp; Wright on audit-program structure; and the mechanization-vs-judgment debate in audit-methodology research.</w:t>
-            </w:r>
-          </w:p>
-        </w:tc>
-      </w:tr>
-    </w:tbl>
-    <w:p>
-      <w:pPr>
-        <w:spacing w:after="0"/>
-      </w:pPr>
-    </w:p>
     <w:p>
       <w:pPr>
         <w:pStyle w:val="Heading2"/>
@@ -1213,44 +985,6 @@
         <w:t xml:space="preserve"> feedback and structured reflection over outcome feedback (Bonner, 2008; Kennedy, 1993). The contradiction to manage is that reflection can also rationalize a prior-year anchor after the fact rather than dislodge it; feedback is debiasing only when it is structured to compare the auditor's judgment against independent evidence, not against the anchor itself.</w:t>
       </w:r>
     </w:p>
-    <w:tbl>
-      <w:tblPr>
-        <w:tblStyle w:val="TableGrid"/>
-        <w:tblW w:type="auto" w:w="0"/>
-        <w:tblLook w:firstColumn="1" w:firstRow="1" w:lastColumn="0" w:lastRow="0" w:noHBand="0" w:noVBand="1" w:val="04A0"/>
-      </w:tblPr>
-      <w:tblGrid>
-        <w:gridCol w:w="9360"/>
-      </w:tblGrid>
-      <w:tr>
-        <w:tc>
-          <w:tcPr>
-            <w:tcW w:type="dxa" w:w="9360"/>
-            <w:shd w:val="clear" w:color="auto" w:fill="FFF8E1"/>
-          </w:tcPr>
-          <w:p>
-            <w:pPr>
-              <w:spacing w:line="240" w:lineRule="auto" w:after="40"/>
-            </w:pPr>
-            <w:r/>
-            <w:r>
-              <w:rPr>
-                <w:b/>
-              </w:rPr>
-              <w:t>Optional further reading.</w:t>
-            </w:r>
-            <w:r>
-              <w:t xml:space="preserve"> Lord, Lepper, &amp; Preston (1984) and Mussweiler &amp; Strack (1999) have been integrated above. To deepen further, consider: Peecher's work on audit-quality outcome bias; Mala &amp; Chand on JDM feedback effects in auditing; and Bonner's treatment of process vs. outcome feedback.</w:t>
-            </w:r>
-          </w:p>
-        </w:tc>
-      </w:tr>
-    </w:tbl>
-    <w:p>
-      <w:pPr>
-        <w:spacing w:after="0"/>
-      </w:pPr>
-    </w:p>
     <w:p>
       <w:pPr>
         <w:pStyle w:val="Heading2"/>
@@ -1341,44 +1075,6 @@
         <w:t>, which is why it is modeled (with SAP) as a driver of Audit Process Rigor rather than a purely cognitive lever.</w:t>
       </w:r>
     </w:p>
-    <w:tbl>
-      <w:tblPr>
-        <w:tblStyle w:val="TableGrid"/>
-        <w:tblW w:type="auto" w:w="0"/>
-        <w:tblLook w:firstColumn="1" w:firstRow="1" w:lastColumn="0" w:lastRow="0" w:noHBand="0" w:noVBand="1" w:val="04A0"/>
-      </w:tblPr>
-      <w:tblGrid>
-        <w:gridCol w:w="9360"/>
-      </w:tblGrid>
-      <w:tr>
-        <w:tc>
-          <w:tcPr>
-            <w:tcW w:type="dxa" w:w="9360"/>
-            <w:shd w:val="clear" w:color="auto" w:fill="FFF8E1"/>
-          </w:tcPr>
-          <w:p>
-            <w:pPr>
-              <w:spacing w:line="240" w:lineRule="auto" w:after="40"/>
-            </w:pPr>
-            <w:r/>
-            <w:r>
-              <w:rPr>
-                <w:b/>
-              </w:rPr>
-              <w:t>Optional further reading.</w:t>
-            </w:r>
-            <w:r>
-              <w:t xml:space="preserve"> Tan &amp; Trotman (2003) and Solomon &amp; Trotman (2003) have been integrated above. To deepen further, consider: Agoglia, Brazel, &amp; Hatfield on justification memos; Gibbins &amp; Trotman on audit-review effectiveness; and Owhoso, Messier, &amp; Lynch on engagement-quality review.</w:t>
-            </w:r>
-          </w:p>
-        </w:tc>
-      </w:tr>
-    </w:tbl>
-    <w:p>
-      <w:pPr>
-        <w:spacing w:after="0"/>
-      </w:pPr>
-    </w:p>
     <w:p>
       <w:pPr>
         <w:pStyle w:val="Heading2"/>
@@ -1451,44 +1147,6 @@
         <w:t>. The construct therefore captures a regulatory-pressure mechanism whose effect on anchoring is plausibly positive but, as the inspection literature suggests, far from guaranteed — an empirical question the model is designed to answer.</w:t>
       </w:r>
     </w:p>
-    <w:tbl>
-      <w:tblPr>
-        <w:tblStyle w:val="TableGrid"/>
-        <w:tblW w:type="auto" w:w="0"/>
-        <w:tblLook w:firstColumn="1" w:firstRow="1" w:lastColumn="0" w:lastRow="0" w:noHBand="0" w:noVBand="1" w:val="04A0"/>
-      </w:tblPr>
-      <w:tblGrid>
-        <w:gridCol w:w="9360"/>
-      </w:tblGrid>
-      <w:tr>
-        <w:tc>
-          <w:tcPr>
-            <w:tcW w:type="dxa" w:w="9360"/>
-            <w:shd w:val="clear" w:color="auto" w:fill="FFF8E1"/>
-          </w:tcPr>
-          <w:p>
-            <w:pPr>
-              <w:spacing w:line="240" w:lineRule="auto" w:after="40"/>
-            </w:pPr>
-            <w:r/>
-            <w:r>
-              <w:rPr>
-                <w:b/>
-              </w:rPr>
-              <w:t>Optional further reading.</w:t>
-            </w:r>
-            <w:r>
-              <w:t xml:space="preserve"> Francis (2011) and Tan &amp; Kao (1999) have been integrated above. To deepen further, consider: DeFond &amp; Zhang's (2014) review of audit-research evidence on audit quality; PCAOB inspection-report syntheses; and Glover &amp; Prawitt on the documentation-vs-judgment trade-off.</w:t>
-            </w:r>
-          </w:p>
-        </w:tc>
-      </w:tr>
-    </w:tbl>
-    <w:p>
-      <w:pPr>
-        <w:spacing w:after="0"/>
-      </w:pPr>
-    </w:p>
     <w:p>
       <w:pPr>
         <w:pStyle w:val="Heading2"/>
@@ -1570,44 +1228,6 @@
         <w:t xml:space="preserve"> the prior-year anchor by rewarding speed and continuity over independent reconsideration. PMI is thus modeled as a motivational lever whose sign and magnitude depend on what, exactly, the metrics reward.</w:t>
       </w:r>
     </w:p>
-    <w:tbl>
-      <w:tblPr>
-        <w:tblStyle w:val="TableGrid"/>
-        <w:tblW w:type="auto" w:w="0"/>
-        <w:tblLook w:firstColumn="1" w:firstRow="1" w:lastColumn="0" w:lastRow="0" w:noHBand="0" w:noVBand="1" w:val="04A0"/>
-      </w:tblPr>
-      <w:tblGrid>
-        <w:gridCol w:w="9360"/>
-      </w:tblGrid>
-      <w:tr>
-        <w:tc>
-          <w:tcPr>
-            <w:tcW w:type="dxa" w:w="9360"/>
-            <w:shd w:val="clear" w:color="auto" w:fill="FFF8E1"/>
-          </w:tcPr>
-          <w:p>
-            <w:pPr>
-              <w:spacing w:line="240" w:lineRule="auto" w:after="40"/>
-            </w:pPr>
-            <w:r/>
-            <w:r>
-              <w:rPr>
-                <w:b/>
-              </w:rPr>
-              <w:t>Optional further reading.</w:t>
-            </w:r>
-            <w:r>
-              <w:t xml:space="preserve"> DeAngelo (1981) and Tan &amp; Kao (1999) have been integrated above. To deepen further, consider: McNamara &amp; Liyanarachchi on audit-quality-threatening behaviors; Coram, Glavovic, Ng, &amp; Woodliff on budget pressure; and Pierce &amp; Sweeney on time-budget effects on audit work.</w:t>
-            </w:r>
-          </w:p>
-        </w:tc>
-      </w:tr>
-    </w:tbl>
-    <w:p>
-      <w:pPr>
-        <w:spacing w:after="0"/>
-      </w:pPr>
-    </w:p>
     <w:p>
       <w:pPr>
         <w:pStyle w:val="Heading2"/>
@@ -1680,44 +1300,6 @@
         <w:t>, which in turn reduces the anchor's influence. Training, rotation, analytical tools, feedback, regulatory pressure, and incentives all plausibly raise the cognitive quality of the judgment — the deployment of knowledge, the engagement of effortful reasoning, the objectivity of the conclusion — and it is this improved judgment that is less anchored. The literature supports treating judgment quality as the cognitive mechanism through which cognitively oriented interventions reach the dependent variable.</w:t>
       </w:r>
     </w:p>
-    <w:tbl>
-      <w:tblPr>
-        <w:tblStyle w:val="TableGrid"/>
-        <w:tblW w:type="auto" w:w="0"/>
-        <w:tblLook w:firstColumn="1" w:firstRow="1" w:lastColumn="0" w:lastRow="0" w:noHBand="0" w:noVBand="1" w:val="04A0"/>
-      </w:tblPr>
-      <w:tblGrid>
-        <w:gridCol w:w="9360"/>
-      </w:tblGrid>
-      <w:tr>
-        <w:tc>
-          <w:tcPr>
-            <w:tcW w:type="dxa" w:w="9360"/>
-            <w:shd w:val="clear" w:color="auto" w:fill="FFF8E1"/>
-          </w:tcPr>
-          <w:p>
-            <w:pPr>
-              <w:spacing w:line="240" w:lineRule="auto" w:after="40"/>
-            </w:pPr>
-            <w:r/>
-            <w:r>
-              <w:rPr>
-                <w:b/>
-              </w:rPr>
-              <w:t>Optional further reading.</w:t>
-            </w:r>
-            <w:r>
-              <w:t xml:space="preserve"> Hurtt et al. (2013) and Trotman, Tan, &amp; Ang (2011) have been integrated above. To deepen further, consider: Quadackers, Groot, &amp; Wright on skepticism-as-trait vs. as-state; Nolder &amp; Kadous on skepticism mindset; and recent extensions of the Libby–Luft framework.</w:t>
-            </w:r>
-          </w:p>
-        </w:tc>
-      </w:tr>
-    </w:tbl>
-    <w:p>
-      <w:pPr>
-        <w:spacing w:after="0"/>
-      </w:pPr>
-    </w:p>
     <w:p>
       <w:pPr>
         <w:pStyle w:val="Heading2"/>
@@ -1807,44 +1389,6 @@
       <w:r>
         <w:t xml:space="preserve"> — through judgment or through process — each intervention reaches the reduction in anchoring bias.</w:t>
       </w:r>
-    </w:p>
-    <w:tbl>
-      <w:tblPr>
-        <w:tblStyle w:val="TableGrid"/>
-        <w:tblW w:type="auto" w:w="0"/>
-        <w:tblLook w:firstColumn="1" w:firstRow="1" w:lastColumn="0" w:lastRow="0" w:noHBand="0" w:noVBand="1" w:val="04A0"/>
-      </w:tblPr>
-      <w:tblGrid>
-        <w:gridCol w:w="9360"/>
-      </w:tblGrid>
-      <w:tr>
-        <w:tc>
-          <w:tcPr>
-            <w:tcW w:type="dxa" w:w="9360"/>
-            <w:shd w:val="clear" w:color="auto" w:fill="FFF8E1"/>
-          </w:tcPr>
-          <w:p>
-            <w:pPr>
-              <w:spacing w:line="240" w:lineRule="auto" w:after="40"/>
-            </w:pPr>
-            <w:r/>
-            <w:r>
-              <w:rPr>
-                <w:b/>
-              </w:rPr>
-              <w:t>Optional further reading.</w:t>
-            </w:r>
-            <w:r>
-              <w:t xml:space="preserve"> Francis (2011) and Trotman, Bauer, &amp; Humphreys (2015) have been integrated above. To deepen further, consider: Aobdia on audit-quality measurement; Bell, Marrs, Solomon, &amp; Thomas on the strategic-systems audit; and Knechel, Krishnan, Pevzner, Shefchik, &amp; Velury's audit-quality framework synthesis.</w:t>
-            </w:r>
-          </w:p>
-        </w:tc>
-      </w:tr>
-    </w:tbl>
-    <w:p>
-      <w:pPr>
-        <w:spacing w:after="0"/>
-      </w:pPr>
     </w:p>
     <w:p>
       <w:pPr>
@@ -3326,23 +2870,6 @@
         <w:pStyle w:val="ListBullet"/>
       </w:pPr>
       <w:r>
-        <w:t xml:space="preserve">Bell, T. B., Peecher, M. E., &amp; Solomon, I. (2005). </w:t>
-      </w:r>
-      <w:r>
-        <w:rPr>
-          <w:i/>
-        </w:rPr>
-        <w:t>The 21st century public company audit.</w:t>
-      </w:r>
-      <w:r>
-        <w:t xml:space="preserve"> KPMG LLP.</w:t>
-      </w:r>
-    </w:p>
-    <w:p>
-      <w:pPr>
-        <w:pStyle w:val="ListBullet"/>
-      </w:pPr>
-      <w:r>
         <w:t xml:space="preserve">Bonner, S. E. (2008). </w:t>
       </w:r>
       <w:r>
@@ -3659,23 +3186,6 @@
       </w:r>
       <w:r>
         <w:t>(1), 1–55.</w:t>
-      </w:r>
-    </w:p>
-    <w:p>
-      <w:pPr>
-        <w:pStyle w:val="ListBullet"/>
-      </w:pPr>
-      <w:r>
-        <w:t xml:space="preserve">Hurtt, R. K. (2010). Development of a scale to measure professional skepticism. </w:t>
-      </w:r>
-      <w:r>
-        <w:rPr>
-          <w:i/>
-        </w:rPr>
-        <w:t>Auditing: A Journal of Practice &amp; Theory, 29</w:t>
-      </w:r>
-      <w:r>
-        <w:t>(1), 149–171.</w:t>
       </w:r>
     </w:p>
     <w:p>

--- a/dba/Research_Paper_YMalik_v4.docx
+++ b/dba/Research_Paper_YMalik_v4.docx
@@ -2152,7 +2152,34 @@
     </w:p>
     <w:p>
       <w:r>
-        <w:t>This chapter translated the eleven separately reviewed constructs into a single, testable model. It presented the research model and its figure, stated the sixteen hypotheses together, and developed each as a relationship between an originating construct and a receiving construct, grounded in the dual-process lens and the supporting audit and judgment-and-decision-making literatures. The eight direct hypotheses (H1, H3, H5, H7, H9, H11, H13, H15) predict that each intervention reduces anchoring bias; the eight mediated hypotheses (H2, H4, H6, H8, H10, H12, H14, H16) specify the pathway — cognitive (AJQ) for the six judgment-oriented interventions and procedural (APR) for the two structural interventions. Chapter 4 operationalizes these constructs in a measurement instrument and specifies the exploratory-factor-analytic and mediation procedures through which the hypotheses will be tested.</w:t>
+        <w:t xml:space="preserve">This chapter translated the eleven separately reviewed constructs into a single, testable model. It presented the research model and its figure, stated the sixteen hypotheses together, and developed each as a relationship between an originating construct and a receiving construct, grounded in the dual-process lens and the supporting audit and judgment-and-decision-making literatures. The eight direct hypotheses (H1, H3, H5, H7, H9, H11, H13, H15) predict that each intervention reduces anchoring bias; the eight mediated hypotheses (H2, H4, H6, H8, H10, H12, H14, H16) specify the pathway — cognitive (AJQ) for the six judgment-oriented interventions and procedural (APR) for the two structural interventions. Chapter 4 operationalizes these constructs in a measurement instrument and specifies the </w:t>
+      </w:r>
+      <w:r>
+        <w:rPr>
+          <w:b/>
+        </w:rPr>
+        <w:t>exploratory-factor-analytic validation</w:t>
+      </w:r>
+      <w:r>
+        <w:t xml:space="preserve"> through which the measurement model is established. The present study scopes its empirical analysis to </w:t>
+      </w:r>
+      <w:r>
+        <w:rPr>
+          <w:b/>
+        </w:rPr>
+        <w:t>exploratory factor analysis (principal-axis factoring with Direct Oblimin rotation) and reliability assessment (Cronbach's α)</w:t>
+      </w:r>
+      <w:r>
+        <w:t xml:space="preserve"> on a target of </w:t>
+      </w:r>
+      <w:r>
+        <w:rPr>
+          <w:b/>
+        </w:rPr>
+        <w:t>n = 100 valid responses</w:t>
+      </w:r>
+      <w:r>
+        <w:t>; the sixteen directional and mediated hypotheses constitute the proposed framework and are reserved for subsequent structural testing in future research.</w:t>
       </w:r>
     </w:p>
     <w:p>
